--- a/docs/BOOST_Client_Onboarding_Spec.docx
+++ b/docs/BOOST_Client_Onboarding_Spec.docx
@@ -136,7 +136,7 @@
           <w:sz w:val="22"/>
           <w:szCs w:val="22"/>
         </w:rPr>
-        <w:t xml:space="preserve">Platform: BOOST! My WorkForce Suite | Built on Lovable + Supabase</w:t>
+        <w:t xml:space="preserve">Platform: BOOST! My WorkForce Suite | Built on BOOST! Platform</w:t>
       </w:r>
     </w:p>
     <w:p>
